--- a/DOCS/Inital Project Plan.docx
+++ b/DOCS/Inital Project Plan.docx
@@ -6,6 +6,7 @@
       <w:pPr>
         <w:rPr>
           <w:b w:val="1"/>
+          <w:bCs w:val="1"/>
           <w:sz w:val="36"/>
           <w:szCs w:val="36"/>
         </w:rPr>
@@ -13,6 +14,7 @@
       <w:r>
         <w:rPr>
           <w:b w:val="1"/>
+          <w:bCs w:val="1"/>
           <w:sz w:val="36"/>
           <w:szCs w:val="36"/>
           <w:rtl w:val="0"/>
@@ -34,6 +36,7 @@
       <w:pPr>
         <w:rPr>
           <w:b w:val="1"/>
+          <w:bCs w:val="1"/>
           <w:sz w:val="32"/>
           <w:szCs w:val="32"/>
         </w:rPr>
@@ -41,6 +44,7 @@
       <w:r>
         <w:rPr>
           <w:b w:val="1"/>
+          <w:bCs w:val="1"/>
           <w:sz w:val="32"/>
           <w:szCs w:val="32"/>
           <w:rtl w:val="0"/>
@@ -64,6 +68,7 @@
       <w:pPr>
         <w:rPr>
           <w:b w:val="1"/>
+          <w:bCs w:val="1"/>
           <w:sz w:val="32"/>
           <w:szCs w:val="32"/>
         </w:rPr>
@@ -71,6 +76,7 @@
       <w:r>
         <w:rPr>
           <w:b w:val="1"/>
+          <w:bCs w:val="1"/>
           <w:sz w:val="32"/>
           <w:szCs w:val="32"/>
           <w:rtl w:val="0"/>
@@ -137,6 +143,7 @@
       <w:pPr>
         <w:rPr>
           <w:b w:val="1"/>
+          <w:bCs w:val="1"/>
           <w:sz w:val="32"/>
           <w:szCs w:val="32"/>
         </w:rPr>
@@ -144,6 +151,7 @@
       <w:r>
         <w:rPr>
           <w:b w:val="1"/>
+          <w:bCs w:val="1"/>
           <w:sz w:val="32"/>
           <w:szCs w:val="32"/>
           <w:rtl w:val="0"/>
@@ -159,6 +167,7 @@
       <w:r>
         <w:rPr>
           <w:b w:val="1"/>
+          <w:bCs w:val="1"/>
           <w:sz w:val="32"/>
           <w:szCs w:val="32"/>
           <w:rtl w:val="0"/>
@@ -181,6 +190,7 @@
       <w:pPr>
         <w:rPr>
           <w:b w:val="1"/>
+          <w:bCs w:val="1"/>
           <w:sz w:val="28"/>
           <w:szCs w:val="28"/>
         </w:rPr>
@@ -188,6 +198,7 @@
       <w:r>
         <w:rPr>
           <w:b w:val="1"/>
+          <w:bCs w:val="1"/>
           <w:sz w:val="28"/>
           <w:szCs w:val="28"/>
           <w:rtl w:val="0"/>
@@ -222,7 +233,9 @@
         <w:rPr>
           <w:rFonts w:ascii="Calibri" w:cs="Calibri" w:eastAsia="Calibri" w:hAnsi="Calibri"/>
           <w:b w:val="0"/>
+          <w:bCs w:val="0"/>
           <w:i w:val="0"/>
+          <w:iCs w:val="0"/>
           <w:smallCaps w:val="0"/>
           <w:strike w:val="0"/>
           <w:color w:val="000000"/>
@@ -268,7 +281,9 @@
         <w:rPr>
           <w:rFonts w:ascii="Calibri" w:cs="Calibri" w:eastAsia="Calibri" w:hAnsi="Calibri"/>
           <w:b w:val="0"/>
+          <w:bCs w:val="0"/>
           <w:i w:val="0"/>
+          <w:iCs w:val="0"/>
           <w:smallCaps w:val="0"/>
           <w:strike w:val="0"/>
           <w:color w:val="000000"/>
@@ -309,7 +324,9 @@
         <w:rPr>
           <w:rFonts w:ascii="Calibri" w:cs="Calibri" w:eastAsia="Calibri" w:hAnsi="Calibri"/>
           <w:b w:val="0"/>
+          <w:bCs w:val="0"/>
           <w:i w:val="0"/>
+          <w:iCs w:val="0"/>
           <w:smallCaps w:val="0"/>
           <w:strike w:val="0"/>
           <w:color w:val="000000"/>
@@ -326,7 +343,9 @@
         <w:rPr>
           <w:rFonts w:ascii="Calibri" w:cs="Calibri" w:eastAsia="Calibri" w:hAnsi="Calibri"/>
           <w:b w:val="1"/>
+          <w:bCs w:val="1"/>
           <w:i w:val="0"/>
+          <w:iCs w:val="0"/>
           <w:smallCaps w:val="0"/>
           <w:strike w:val="0"/>
           <w:color w:val="000000"/>
@@ -343,7 +362,9 @@
         <w:rPr>
           <w:rFonts w:ascii="Calibri" w:cs="Calibri" w:eastAsia="Calibri" w:hAnsi="Calibri"/>
           <w:b w:val="0"/>
+          <w:bCs w:val="0"/>
           <w:i w:val="0"/>
+          <w:iCs w:val="0"/>
           <w:smallCaps w:val="0"/>
           <w:strike w:val="0"/>
           <w:color w:val="000000"/>
@@ -384,7 +405,9 @@
         <w:rPr>
           <w:rFonts w:ascii="Calibri" w:cs="Calibri" w:eastAsia="Calibri" w:hAnsi="Calibri"/>
           <w:b w:val="0"/>
+          <w:bCs w:val="0"/>
           <w:i w:val="0"/>
+          <w:iCs w:val="0"/>
           <w:smallCaps w:val="0"/>
           <w:strike w:val="0"/>
           <w:color w:val="000000"/>
@@ -401,7 +424,9 @@
         <w:rPr>
           <w:rFonts w:ascii="Calibri" w:cs="Calibri" w:eastAsia="Calibri" w:hAnsi="Calibri"/>
           <w:b w:val="1"/>
+          <w:bCs w:val="1"/>
           <w:i w:val="0"/>
+          <w:iCs w:val="0"/>
           <w:smallCaps w:val="0"/>
           <w:strike w:val="0"/>
           <w:color w:val="000000"/>
@@ -418,7 +443,9 @@
         <w:rPr>
           <w:rFonts w:ascii="Calibri" w:cs="Calibri" w:eastAsia="Calibri" w:hAnsi="Calibri"/>
           <w:b w:val="0"/>
+          <w:bCs w:val="0"/>
           <w:i w:val="0"/>
+          <w:iCs w:val="0"/>
           <w:smallCaps w:val="0"/>
           <w:strike w:val="0"/>
           <w:color w:val="000000"/>
@@ -439,6 +466,7 @@
       <w:r>
         <w:rPr>
           <w:b w:val="1"/>
+          <w:bCs w:val="1"/>
           <w:rtl w:val="0"/>
         </w:rPr>
         <w:t xml:space="preserve">Deliverable</w:t>
@@ -464,6 +492,7 @@
       <w:pPr>
         <w:rPr>
           <w:b w:val="1"/>
+          <w:bCs w:val="1"/>
           <w:sz w:val="28"/>
           <w:szCs w:val="28"/>
         </w:rPr>
@@ -471,6 +500,7 @@
       <w:r>
         <w:rPr>
           <w:b w:val="1"/>
+          <w:bCs w:val="1"/>
           <w:sz w:val="28"/>
           <w:szCs w:val="28"/>
           <w:rtl w:val="0"/>
@@ -505,7 +535,9 @@
         <w:rPr>
           <w:rFonts w:ascii="Calibri" w:cs="Calibri" w:eastAsia="Calibri" w:hAnsi="Calibri"/>
           <w:b w:val="0"/>
+          <w:bCs w:val="0"/>
           <w:i w:val="0"/>
+          <w:iCs w:val="0"/>
           <w:smallCaps w:val="0"/>
           <w:strike w:val="0"/>
           <w:color w:val="000000"/>
@@ -522,7 +554,9 @@
         <w:rPr>
           <w:rFonts w:ascii="Calibri" w:cs="Calibri" w:eastAsia="Calibri" w:hAnsi="Calibri"/>
           <w:b w:val="1"/>
+          <w:bCs w:val="1"/>
           <w:i w:val="0"/>
+          <w:iCs w:val="0"/>
           <w:smallCaps w:val="0"/>
           <w:strike w:val="0"/>
           <w:color w:val="000000"/>
@@ -539,7 +573,9 @@
         <w:rPr>
           <w:rFonts w:ascii="Calibri" w:cs="Calibri" w:eastAsia="Calibri" w:hAnsi="Calibri"/>
           <w:b w:val="0"/>
+          <w:bCs w:val="0"/>
           <w:i w:val="0"/>
+          <w:iCs w:val="0"/>
           <w:smallCaps w:val="0"/>
           <w:strike w:val="0"/>
           <w:color w:val="000000"/>
@@ -580,7 +616,9 @@
         <w:rPr>
           <w:rFonts w:ascii="Calibri" w:cs="Calibri" w:eastAsia="Calibri" w:hAnsi="Calibri"/>
           <w:b w:val="0"/>
+          <w:bCs w:val="0"/>
           <w:i w:val="0"/>
+          <w:iCs w:val="0"/>
           <w:smallCaps w:val="0"/>
           <w:strike w:val="0"/>
           <w:color w:val="000000"/>
@@ -621,7 +659,9 @@
         <w:rPr>
           <w:rFonts w:ascii="Calibri" w:cs="Calibri" w:eastAsia="Calibri" w:hAnsi="Calibri"/>
           <w:b w:val="0"/>
+          <w:bCs w:val="0"/>
           <w:i w:val="0"/>
+          <w:iCs w:val="0"/>
           <w:smallCaps w:val="0"/>
           <w:strike w:val="0"/>
           <w:color w:val="000000"/>
@@ -642,6 +682,7 @@
       <w:r>
         <w:rPr>
           <w:b w:val="1"/>
+          <w:bCs w:val="1"/>
           <w:rtl w:val="0"/>
         </w:rPr>
         <w:t xml:space="preserve">Deliverable</w:t>
@@ -667,6 +708,7 @@
       <w:pPr>
         <w:rPr>
           <w:b w:val="1"/>
+          <w:bCs w:val="1"/>
           <w:sz w:val="28"/>
           <w:szCs w:val="28"/>
         </w:rPr>
@@ -674,6 +716,7 @@
       <w:r>
         <w:rPr>
           <w:b w:val="1"/>
+          <w:bCs w:val="1"/>
           <w:sz w:val="28"/>
           <w:szCs w:val="28"/>
           <w:rtl w:val="0"/>
@@ -708,7 +751,9 @@
         <w:rPr>
           <w:rFonts w:ascii="Calibri" w:cs="Calibri" w:eastAsia="Calibri" w:hAnsi="Calibri"/>
           <w:b w:val="0"/>
+          <w:bCs w:val="0"/>
           <w:i w:val="0"/>
+          <w:iCs w:val="0"/>
           <w:smallCaps w:val="0"/>
           <w:strike w:val="0"/>
           <w:color w:val="000000"/>
@@ -749,7 +794,9 @@
         <w:rPr>
           <w:rFonts w:ascii="Calibri" w:cs="Calibri" w:eastAsia="Calibri" w:hAnsi="Calibri"/>
           <w:b w:val="0"/>
+          <w:bCs w:val="0"/>
           <w:i w:val="0"/>
+          <w:iCs w:val="0"/>
           <w:smallCaps w:val="0"/>
           <w:strike w:val="0"/>
           <w:color w:val="000000"/>
@@ -766,7 +813,9 @@
         <w:rPr>
           <w:rFonts w:ascii="Calibri" w:cs="Calibri" w:eastAsia="Calibri" w:hAnsi="Calibri"/>
           <w:b w:val="1"/>
+          <w:bCs w:val="1"/>
           <w:i w:val="0"/>
+          <w:iCs w:val="0"/>
           <w:smallCaps w:val="0"/>
           <w:strike w:val="0"/>
           <w:color w:val="000000"/>
@@ -783,7 +832,9 @@
         <w:rPr>
           <w:rFonts w:ascii="Calibri" w:cs="Calibri" w:eastAsia="Calibri" w:hAnsi="Calibri"/>
           <w:b w:val="0"/>
+          <w:bCs w:val="0"/>
           <w:i w:val="0"/>
+          <w:iCs w:val="0"/>
           <w:smallCaps w:val="0"/>
           <w:strike w:val="0"/>
           <w:color w:val="000000"/>
@@ -824,7 +875,9 @@
         <w:rPr>
           <w:rFonts w:ascii="Calibri" w:cs="Calibri" w:eastAsia="Calibri" w:hAnsi="Calibri"/>
           <w:b w:val="0"/>
+          <w:bCs w:val="0"/>
           <w:i w:val="0"/>
+          <w:iCs w:val="0"/>
           <w:smallCaps w:val="0"/>
           <w:strike w:val="0"/>
           <w:color w:val="000000"/>
@@ -841,7 +894,9 @@
         <w:rPr>
           <w:rFonts w:ascii="Calibri" w:cs="Calibri" w:eastAsia="Calibri" w:hAnsi="Calibri"/>
           <w:b w:val="1"/>
+          <w:bCs w:val="1"/>
           <w:i w:val="0"/>
+          <w:iCs w:val="0"/>
           <w:smallCaps w:val="0"/>
           <w:strike w:val="0"/>
           <w:color w:val="000000"/>
@@ -858,7 +913,9 @@
         <w:rPr>
           <w:rFonts w:ascii="Calibri" w:cs="Calibri" w:eastAsia="Calibri" w:hAnsi="Calibri"/>
           <w:b w:val="0"/>
+          <w:bCs w:val="0"/>
           <w:i w:val="0"/>
+          <w:iCs w:val="0"/>
           <w:smallCaps w:val="0"/>
           <w:strike w:val="0"/>
           <w:color w:val="000000"/>
@@ -879,6 +936,7 @@
       <w:r>
         <w:rPr>
           <w:b w:val="1"/>
+          <w:bCs w:val="1"/>
           <w:rtl w:val="0"/>
         </w:rPr>
         <w:t xml:space="preserve">Deliverable</w:t>
@@ -904,6 +962,7 @@
       <w:pPr>
         <w:rPr>
           <w:b w:val="1"/>
+          <w:bCs w:val="1"/>
           <w:sz w:val="28"/>
           <w:szCs w:val="28"/>
         </w:rPr>
@@ -911,6 +970,7 @@
       <w:r>
         <w:rPr>
           <w:b w:val="1"/>
+          <w:bCs w:val="1"/>
           <w:sz w:val="28"/>
           <w:szCs w:val="28"/>
           <w:rtl w:val="0"/>
@@ -945,7 +1005,9 @@
         <w:rPr>
           <w:rFonts w:ascii="Calibri" w:cs="Calibri" w:eastAsia="Calibri" w:hAnsi="Calibri"/>
           <w:b w:val="0"/>
+          <w:bCs w:val="0"/>
           <w:i w:val="0"/>
+          <w:iCs w:val="0"/>
           <w:smallCaps w:val="0"/>
           <w:strike w:val="0"/>
           <w:color w:val="000000"/>
@@ -986,7 +1048,9 @@
         <w:rPr>
           <w:rFonts w:ascii="Calibri" w:cs="Calibri" w:eastAsia="Calibri" w:hAnsi="Calibri"/>
           <w:b w:val="0"/>
+          <w:bCs w:val="0"/>
           <w:i w:val="0"/>
+          <w:iCs w:val="0"/>
           <w:smallCaps w:val="0"/>
           <w:strike w:val="0"/>
           <w:color w:val="000000"/>
@@ -1027,7 +1091,9 @@
         <w:rPr>
           <w:rFonts w:ascii="Calibri" w:cs="Calibri" w:eastAsia="Calibri" w:hAnsi="Calibri"/>
           <w:b w:val="0"/>
+          <w:bCs w:val="0"/>
           <w:i w:val="0"/>
+          <w:iCs w:val="0"/>
           <w:smallCaps w:val="0"/>
           <w:strike w:val="0"/>
           <w:color w:val="000000"/>
@@ -1048,6 +1114,7 @@
       <w:r>
         <w:rPr>
           <w:b w:val="1"/>
+          <w:bCs w:val="1"/>
           <w:rtl w:val="0"/>
         </w:rPr>
         <w:t xml:space="preserve">Deliverable:</w:t>
@@ -1073,6 +1140,7 @@
       <w:pPr>
         <w:rPr>
           <w:b w:val="1"/>
+          <w:bCs w:val="1"/>
           <w:sz w:val="28"/>
           <w:szCs w:val="28"/>
         </w:rPr>
@@ -1080,6 +1148,7 @@
       <w:r>
         <w:rPr>
           <w:b w:val="1"/>
+          <w:bCs w:val="1"/>
           <w:sz w:val="28"/>
           <w:szCs w:val="28"/>
           <w:rtl w:val="0"/>
@@ -1114,7 +1183,9 @@
         <w:rPr>
           <w:rFonts w:ascii="Calibri" w:cs="Calibri" w:eastAsia="Calibri" w:hAnsi="Calibri"/>
           <w:b w:val="0"/>
+          <w:bCs w:val="0"/>
           <w:i w:val="0"/>
+          <w:iCs w:val="0"/>
           <w:smallCaps w:val="0"/>
           <w:strike w:val="0"/>
           <w:color w:val="000000"/>
@@ -1155,7 +1226,9 @@
         <w:rPr>
           <w:rFonts w:ascii="Calibri" w:cs="Calibri" w:eastAsia="Calibri" w:hAnsi="Calibri"/>
           <w:b w:val="0"/>
+          <w:bCs w:val="0"/>
           <w:i w:val="0"/>
+          <w:iCs w:val="0"/>
           <w:smallCaps w:val="0"/>
           <w:strike w:val="0"/>
           <w:color w:val="000000"/>
@@ -1196,7 +1269,9 @@
         <w:rPr>
           <w:rFonts w:ascii="Calibri" w:cs="Calibri" w:eastAsia="Calibri" w:hAnsi="Calibri"/>
           <w:b w:val="0"/>
+          <w:bCs w:val="0"/>
           <w:i w:val="0"/>
+          <w:iCs w:val="0"/>
           <w:smallCaps w:val="0"/>
           <w:strike w:val="0"/>
           <w:color w:val="000000"/>
@@ -1217,6 +1292,7 @@
       <w:r>
         <w:rPr>
           <w:b w:val="1"/>
+          <w:bCs w:val="1"/>
           <w:rtl w:val="0"/>
         </w:rPr>
         <w:t xml:space="preserve">Deliverable</w:t>
@@ -1242,6 +1318,7 @@
       <w:pPr>
         <w:rPr>
           <w:b w:val="1"/>
+          <w:bCs w:val="1"/>
           <w:sz w:val="28"/>
           <w:szCs w:val="28"/>
         </w:rPr>
@@ -1249,6 +1326,7 @@
       <w:r>
         <w:rPr>
           <w:b w:val="1"/>
+          <w:bCs w:val="1"/>
           <w:sz w:val="28"/>
           <w:szCs w:val="28"/>
           <w:rtl w:val="0"/>
@@ -1283,7 +1361,9 @@
         <w:rPr>
           <w:rFonts w:ascii="Calibri" w:cs="Calibri" w:eastAsia="Calibri" w:hAnsi="Calibri"/>
           <w:b w:val="0"/>
+          <w:bCs w:val="0"/>
           <w:i w:val="0"/>
+          <w:iCs w:val="0"/>
           <w:smallCaps w:val="0"/>
           <w:strike w:val="0"/>
           <w:color w:val="000000"/>
@@ -1300,7 +1380,9 @@
         <w:rPr>
           <w:rFonts w:ascii="Calibri" w:cs="Calibri" w:eastAsia="Calibri" w:hAnsi="Calibri"/>
           <w:b w:val="0"/>
+          <w:bCs w:val="0"/>
           <w:i w:val="1"/>
+          <w:iCs w:val="1"/>
           <w:smallCaps w:val="0"/>
           <w:strike w:val="0"/>
           <w:color w:val="000000"/>
@@ -1317,7 +1399,9 @@
         <w:rPr>
           <w:rFonts w:ascii="Calibri" w:cs="Calibri" w:eastAsia="Calibri" w:hAnsi="Calibri"/>
           <w:b w:val="0"/>
+          <w:bCs w:val="0"/>
           <w:i w:val="0"/>
+          <w:iCs w:val="0"/>
           <w:smallCaps w:val="0"/>
           <w:strike w:val="0"/>
           <w:color w:val="000000"/>
@@ -1358,7 +1442,9 @@
         <w:rPr>
           <w:rFonts w:ascii="Calibri" w:cs="Calibri" w:eastAsia="Calibri" w:hAnsi="Calibri"/>
           <w:b w:val="0"/>
+          <w:bCs w:val="0"/>
           <w:i w:val="0"/>
+          <w:iCs w:val="0"/>
           <w:smallCaps w:val="0"/>
           <w:strike w:val="0"/>
           <w:color w:val="000000"/>
@@ -1379,6 +1465,7 @@
       <w:r>
         <w:rPr>
           <w:b w:val="1"/>
+          <w:bCs w:val="1"/>
           <w:rtl w:val="0"/>
         </w:rPr>
         <w:t xml:space="preserve">Deliverable</w:t>
@@ -1404,6 +1491,7 @@
       <w:pPr>
         <w:rPr>
           <w:b w:val="1"/>
+          <w:bCs w:val="1"/>
           <w:sz w:val="28"/>
           <w:szCs w:val="28"/>
         </w:rPr>
@@ -1411,6 +1499,7 @@
       <w:r>
         <w:rPr>
           <w:b w:val="1"/>
+          <w:bCs w:val="1"/>
           <w:sz w:val="28"/>
           <w:szCs w:val="28"/>
           <w:rtl w:val="0"/>
@@ -1431,7 +1520,9 @@
       <w:r>
         <w:rPr>
           <w:b w:val="1"/>
+          <w:bCs w:val="1"/>
           <w:i w:val="1"/>
+          <w:iCs w:val="1"/>
           <w:rtl w:val="0"/>
         </w:rPr>
         <w:t xml:space="preserve">runbook + mapping change playbook</w:t>
@@ -1470,7 +1561,9 @@
         <w:rPr>
           <w:rFonts w:ascii="Calibri" w:cs="Calibri" w:eastAsia="Calibri" w:hAnsi="Calibri"/>
           <w:b w:val="0"/>
+          <w:bCs w:val="0"/>
           <w:i w:val="0"/>
+          <w:iCs w:val="0"/>
           <w:smallCaps w:val="0"/>
           <w:strike w:val="0"/>
           <w:color w:val="000000"/>
@@ -1521,7 +1614,9 @@
         <w:rPr>
           <w:rFonts w:ascii="Calibri" w:cs="Calibri" w:eastAsia="Calibri" w:hAnsi="Calibri"/>
           <w:b w:val="0"/>
+          <w:bCs w:val="0"/>
           <w:i w:val="0"/>
+          <w:iCs w:val="0"/>
           <w:smallCaps w:val="0"/>
           <w:strike w:val="0"/>
           <w:color w:val="000000"/>
@@ -1562,7 +1657,9 @@
         <w:rPr>
           <w:rFonts w:ascii="Calibri" w:cs="Calibri" w:eastAsia="Calibri" w:hAnsi="Calibri"/>
           <w:b w:val="0"/>
+          <w:bCs w:val="0"/>
           <w:i w:val="0"/>
+          <w:iCs w:val="0"/>
           <w:smallCaps w:val="0"/>
           <w:strike w:val="0"/>
           <w:color w:val="000000"/>
@@ -1603,7 +1700,9 @@
         <w:rPr>
           <w:rFonts w:ascii="Calibri" w:cs="Calibri" w:eastAsia="Calibri" w:hAnsi="Calibri"/>
           <w:b w:val="0"/>
+          <w:bCs w:val="0"/>
           <w:i w:val="0"/>
+          <w:iCs w:val="0"/>
           <w:smallCaps w:val="0"/>
           <w:strike w:val="0"/>
           <w:color w:val="000000"/>
@@ -1624,6 +1723,7 @@
       <w:r>
         <w:rPr>
           <w:b w:val="1"/>
+          <w:bCs w:val="1"/>
           <w:rtl w:val="0"/>
         </w:rPr>
         <w:t xml:space="preserve">Deliverable</w:t>
@@ -1649,6 +1749,7 @@
       <w:pPr>
         <w:rPr>
           <w:b w:val="1"/>
+          <w:bCs w:val="1"/>
           <w:sz w:val="32"/>
           <w:szCs w:val="32"/>
         </w:rPr>
@@ -1656,6 +1757,7 @@
       <w:r>
         <w:rPr>
           <w:b w:val="1"/>
+          <w:bCs w:val="1"/>
           <w:sz w:val="32"/>
           <w:szCs w:val="32"/>
           <w:rtl w:val="0"/>
@@ -3363,6 +3465,7 @@
     </w:pPr>
     <w:rPr>
       <w:b w:val="1"/>
+      <w:bCs w:val="1"/>
       <w:sz w:val="48"/>
       <w:szCs w:val="48"/>
     </w:rPr>
@@ -3379,6 +3482,7 @@
     </w:pPr>
     <w:rPr>
       <w:b w:val="1"/>
+      <w:bCs w:val="1"/>
       <w:sz w:val="36"/>
       <w:szCs w:val="36"/>
     </w:rPr>
@@ -3395,6 +3499,7 @@
     </w:pPr>
     <w:rPr>
       <w:b w:val="1"/>
+      <w:bCs w:val="1"/>
       <w:sz w:val="28"/>
       <w:szCs w:val="28"/>
     </w:rPr>
@@ -3411,6 +3516,7 @@
     </w:pPr>
     <w:rPr>
       <w:b w:val="1"/>
+      <w:bCs w:val="1"/>
       <w:sz w:val="24"/>
       <w:szCs w:val="24"/>
     </w:rPr>
@@ -3427,6 +3533,7 @@
     </w:pPr>
     <w:rPr>
       <w:b w:val="1"/>
+      <w:bCs w:val="1"/>
       <w:sz w:val="22"/>
       <w:szCs w:val="22"/>
     </w:rPr>
@@ -3443,6 +3550,7 @@
     </w:pPr>
     <w:rPr>
       <w:b w:val="1"/>
+      <w:bCs w:val="1"/>
       <w:sz w:val="20"/>
       <w:szCs w:val="20"/>
     </w:rPr>
@@ -3459,6 +3567,7 @@
     </w:pPr>
     <w:rPr>
       <w:b w:val="1"/>
+      <w:bCs w:val="1"/>
       <w:sz w:val="72"/>
       <w:szCs w:val="72"/>
     </w:rPr>
@@ -3621,6 +3730,7 @@
     <w:rPr>
       <w:rFonts w:ascii="Georgia" w:cs="Georgia" w:eastAsia="Georgia" w:hAnsi="Georgia"/>
       <w:i w:val="1"/>
+      <w:iCs w:val="1"/>
       <w:color w:val="666666"/>
       <w:sz w:val="48"/>
       <w:szCs w:val="48"/>
@@ -3666,6 +3776,7 @@
     <w:tblStylePr w:type="firstCol">
       <w:rPr>
         <w:b w:val="1"/>
+        <w:bCs w:val="1"/>
       </w:rPr>
     </w:tblStylePr>
     <w:tblStylePr w:type="firstRow">
@@ -3674,6 +3785,7 @@
       </w:pPr>
       <w:rPr>
         <w:b w:val="1"/>
+        <w:bCs w:val="1"/>
         <w:color w:val="ffffff"/>
       </w:rPr>
       <w:tcPr>
@@ -3691,6 +3803,7 @@
     <w:tblStylePr w:type="lastCol">
       <w:rPr>
         <w:b w:val="1"/>
+        <w:bCs w:val="1"/>
       </w:rPr>
     </w:tblStylePr>
     <w:tblStylePr w:type="lastRow">
@@ -3699,6 +3812,7 @@
       </w:pPr>
       <w:rPr>
         <w:b w:val="1"/>
+        <w:bCs w:val="1"/>
       </w:rPr>
       <w:tcPr>
         <w:tcBorders>
